--- a/Cours/6eme/SaintExupery/Chapitre_3_2/Documents/Chapitre 3 - Partie 2 - Fractions égales (A trou).docx
+++ b/Cours/6eme/SaintExupery/Chapitre_3_2/Documents/Chapitre 3 - Partie 2 - Fractions égales (A trou).docx
@@ -532,23 +532,7 @@
                     <w:sz w:val="48"/>
                     <w:szCs w:val="48"/>
                   </w:rPr>
-                  <m:t xml:space="preserve">=   </m:t>
-                </m:r>
-                <m:r>
-                  <w:rPr>
-                    <w:rFonts w:ascii="Cambria Math" w:hAnsi="Cambria Math"/>
-                    <w:sz w:val="48"/>
-                    <w:szCs w:val="48"/>
-                  </w:rPr>
-                  <m:t xml:space="preserve">    </m:t>
-                </m:r>
-                <m:r>
-                  <w:rPr>
-                    <w:rFonts w:ascii="Cambria Math" w:hAnsi="Cambria Math"/>
-                    <w:sz w:val="48"/>
-                    <w:szCs w:val="48"/>
-                  </w:rPr>
-                  <m:t xml:space="preserve"> </m:t>
+                  <m:t xml:space="preserve">=        </m:t>
                 </m:r>
               </m:oMath>
             </m:oMathPara>
@@ -1147,6 +1131,763 @@
           <w:rFonts w:ascii="Times New Roman" w:hAnsi="Times New Roman"/>
         </w:rPr>
       </w:pPr>
+      <w:r>
+        <w:lastRenderedPageBreak/>
+        <w:t>I</w:t>
+      </w:r>
+      <w:r>
+        <w:t>II</w:t>
+      </w:r>
+      <w:r>
+        <w:t xml:space="preserve"> – </w:t>
+      </w:r>
+      <w:r>
+        <w:t xml:space="preserve">Comparaison de fractions </w:t>
+      </w:r>
+      <w:r>
+        <w:t>:</w:t>
+      </w:r>
+    </w:p>
+    <w:p>
+      <w:pPr>
+        <w:tabs>
+          <w:tab w:val="left" w:pos="9072"/>
+        </w:tabs>
+        <w:spacing w:before="240" w:after="0" w:line="240" w:lineRule="auto"/>
+        <w:rPr>
+          <w:rStyle w:val="Accentuation"/>
+          <w:i w:val="0"/>
+          <w:iCs w:val="0"/>
+          <w:color w:val="auto"/>
+          <w:sz w:val="28"/>
+          <w:szCs w:val="24"/>
+          <w:u w:val="dash"/>
+        </w:rPr>
+      </w:pPr>
+      <w:r>
+        <w:rPr>
+          <w:noProof/>
+          <w:lang w:eastAsia="fr-FR"/>
+        </w:rPr>
+        <mc:AlternateContent>
+          <mc:Choice Requires="wps">
+            <w:drawing>
+              <wp:inline distT="0" distB="0" distL="0" distR="0" wp14:anchorId="34449439" wp14:editId="18DD7A86">
+                <wp:extent cx="6228000" cy="2279650"/>
+                <wp:effectExtent l="57150" t="57150" r="20955" b="25400"/>
+                <wp:docPr id="6" name="Zone de texte 2"/>
+                <wp:cNvGraphicFramePr>
+                  <a:graphicFrameLocks xmlns:a="http://schemas.openxmlformats.org/drawingml/2006/main"/>
+                </wp:cNvGraphicFramePr>
+                <a:graphic xmlns:a="http://schemas.openxmlformats.org/drawingml/2006/main">
+                  <a:graphicData uri="http://schemas.microsoft.com/office/word/2010/wordprocessingShape">
+                    <wps:wsp>
+                      <wps:cNvSpPr txBox="1">
+                        <a:spLocks noChangeArrowheads="1"/>
+                      </wps:cNvSpPr>
+                      <wps:spPr bwMode="auto">
+                        <a:xfrm>
+                          <a:off x="0" y="0"/>
+                          <a:ext cx="6228000" cy="2279650"/>
+                        </a:xfrm>
+                        <a:prstGeom prst="rect">
+                          <a:avLst/>
+                        </a:prstGeom>
+                        <a:solidFill>
+                          <a:srgbClr val="FFFFFF"/>
+                        </a:solidFill>
+                        <a:ln w="12700" cmpd="dbl">
+                          <a:solidFill>
+                            <a:srgbClr val="000000"/>
+                          </a:solidFill>
+                          <a:miter lim="800000"/>
+                          <a:headEnd/>
+                          <a:tailEnd/>
+                        </a:ln>
+                        <a:effectLst>
+                          <a:outerShdw dist="63500" dir="13500000" algn="br" rotWithShape="0">
+                            <a:schemeClr val="bg1">
+                              <a:lumMod val="85000"/>
+                              <a:lumOff val="0"/>
+                            </a:schemeClr>
+                          </a:outerShdw>
+                        </a:effectLst>
+                      </wps:spPr>
+                      <wps:txbx>
+                        <w:txbxContent>
+                          <w:p>
+                            <w:pPr>
+                              <w:tabs>
+                                <w:tab w:val="left" w:pos="8760"/>
+                              </w:tabs>
+                              <w:rPr>
+                                <w:rFonts w:ascii="Cambria Math" w:hAnsi="Cambria Math"/>
+                                <w:b/>
+                                <w:bCs/>
+                                <w:u w:val="single"/>
+                              </w:rPr>
+                            </w:pPr>
+                            <w:r>
+                              <w:rPr>
+                                <w:rFonts w:ascii="Cambria Math" w:hAnsi="Cambria Math"/>
+                                <w:b/>
+                                <w:bCs/>
+                                <w:u w:val="single"/>
+                              </w:rPr>
+                              <w:t>Propriété :</w:t>
+                            </w:r>
+                          </w:p>
+                          <w:p>
+                            <w:pPr>
+                              <w:spacing w:after="0" w:line="240" w:lineRule="auto"/>
+                              <w:rPr>
+                                <w:rFonts w:ascii="Cambria Math" w:eastAsia="Times New Roman" w:hAnsi="Cambria Math" w:cs="Times New Roman"/>
+                                <w:lang w:eastAsia="fr-FR"/>
+                              </w:rPr>
+                            </w:pPr>
+                            <w:r>
+                              <w:rPr>
+                                <w:rFonts w:ascii="Cambria Math" w:eastAsia="Times New Roman" w:hAnsi="Cambria Math" w:cs="Times New Roman"/>
+                                <w:lang w:eastAsia="fr-FR"/>
+                              </w:rPr>
+                              <w:t xml:space="preserve">Pour </w:t>
+                            </w:r>
+                            <w:r>
+                              <w:rPr>
+                                <w:rFonts w:ascii="Cambria Math" w:eastAsia="Times New Roman" w:hAnsi="Cambria Math" w:cs="Times New Roman"/>
+                                <w:b/>
+                                <w:bCs/>
+                                <w:lang w:eastAsia="fr-FR"/>
+                              </w:rPr>
+                              <w:t>comparer</w:t>
+                            </w:r>
+                            <w:r>
+                              <w:rPr>
+                                <w:rFonts w:ascii="Cambria Math" w:eastAsia="Times New Roman" w:hAnsi="Cambria Math" w:cs="Times New Roman"/>
+                                <w:lang w:eastAsia="fr-FR"/>
+                              </w:rPr>
+                              <w:t xml:space="preserve"> deux fractions, il y a deux possibilités :</w:t>
+                            </w:r>
+                          </w:p>
+                          <w:p>
+                            <w:pPr>
+                              <w:numPr>
+                                <w:ilvl w:val="0"/>
+                                <w:numId w:val="12"/>
+                              </w:numPr>
+                              <w:tabs>
+                                <w:tab w:val="left" w:pos="9498"/>
+                              </w:tabs>
+                              <w:spacing w:before="100" w:beforeAutospacing="1" w:after="100" w:afterAutospacing="1" w:line="480" w:lineRule="auto"/>
+                              <w:rPr>
+                                <w:rFonts w:ascii="Cambria Math" w:eastAsia="Times New Roman" w:hAnsi="Cambria Math" w:cs="Times New Roman"/>
+                                <w:u w:val="dash"/>
+                                <w:lang w:eastAsia="fr-FR"/>
+                              </w:rPr>
+                            </w:pPr>
+                            <w:r>
+                              <w:rPr>
+                                <w:rFonts w:ascii="Cambria Math" w:eastAsia="Times New Roman" w:hAnsi="Cambria Math" w:cs="Times New Roman"/>
+                                <w:u w:val="dash"/>
+                                <w:lang w:eastAsia="fr-FR"/>
+                              </w:rPr>
+                              <w:tab/>
+                            </w:r>
+                            <w:r>
+                              <w:rPr>
+                                <w:rFonts w:ascii="Cambria Math" w:eastAsia="Times New Roman" w:hAnsi="Cambria Math" w:cs="Times New Roman"/>
+                                <w:u w:val="dash"/>
+                                <w:lang w:eastAsia="fr-FR"/>
+                              </w:rPr>
+                              <w:tab/>
+                            </w:r>
+                          </w:p>
+                          <w:p>
+                            <w:pPr>
+                              <w:numPr>
+                                <w:ilvl w:val="0"/>
+                                <w:numId w:val="12"/>
+                              </w:numPr>
+                              <w:tabs>
+                                <w:tab w:val="left" w:pos="9498"/>
+                              </w:tabs>
+                              <w:spacing w:before="100" w:beforeAutospacing="1" w:after="100" w:afterAutospacing="1" w:line="480" w:lineRule="auto"/>
+                              <w:rPr>
+                                <w:rFonts w:ascii="Cambria Math" w:eastAsia="Times New Roman" w:hAnsi="Cambria Math" w:cs="Times New Roman"/>
+                                <w:u w:val="dash"/>
+                                <w:lang w:eastAsia="fr-FR"/>
+                              </w:rPr>
+                            </w:pPr>
+                            <w:r>
+                              <w:rPr>
+                                <w:rFonts w:ascii="Cambria Math" w:eastAsia="Times New Roman" w:hAnsi="Cambria Math" w:cs="Times New Roman"/>
+                                <w:u w:val="dash"/>
+                                <w:lang w:eastAsia="fr-FR"/>
+                              </w:rPr>
+                              <w:tab/>
+                            </w:r>
+                            <w:r>
+                              <w:rPr>
+                                <w:rFonts w:ascii="Cambria Math" w:eastAsia="Times New Roman" w:hAnsi="Cambria Math" w:cs="Times New Roman"/>
+                                <w:u w:val="dash"/>
+                                <w:lang w:eastAsia="fr-FR"/>
+                              </w:rPr>
+                              <w:tab/>
+                            </w:r>
+                            <w:r>
+                              <w:rPr>
+                                <w:rFonts w:ascii="Cambria Math" w:eastAsia="Times New Roman" w:hAnsi="Cambria Math" w:cs="Times New Roman"/>
+                                <w:u w:val="dash"/>
+                                <w:lang w:eastAsia="fr-FR"/>
+                              </w:rPr>
+                              <w:tab/>
+                            </w:r>
+                          </w:p>
+                          <w:p>
+                            <w:pPr>
+                              <w:tabs>
+                                <w:tab w:val="left" w:pos="8760"/>
+                              </w:tabs>
+                              <w:rPr>
+                                <w:rFonts w:ascii="Cambria Math" w:hAnsi="Cambria Math"/>
+                                <w:i/>
+                                <w:color w:val="000000" w:themeColor="text1"/>
+                              </w:rPr>
+                            </w:pPr>
+                          </w:p>
+                        </w:txbxContent>
+                      </wps:txbx>
+                      <wps:bodyPr rot="0" vert="horz" wrap="square" lIns="91440" tIns="45720" rIns="91440" bIns="45720" anchor="t" anchorCtr="0" upright="1">
+                        <a:noAutofit/>
+                      </wps:bodyPr>
+                    </wps:wsp>
+                  </a:graphicData>
+                </a:graphic>
+              </wp:inline>
+            </w:drawing>
+          </mc:Choice>
+          <mc:Fallback>
+            <w:pict>
+              <v:shape w14:anchorId="34449439" id="_x0000_s1027" type="#_x0000_t202" style="width:490.4pt;height:179.5pt;visibility:visible;mso-wrap-style:square;mso-left-percent:-10001;mso-top-percent:-10001;mso-position-horizontal:absolute;mso-position-horizontal-relative:char;mso-position-vertical:absolute;mso-position-vertical-relative:line;mso-left-percent:-10001;mso-top-percent:-10001;v-text-anchor:top" o:gfxdata="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" strokeweight="1pt">
+                <v:stroke linestyle="thinThin"/>
+                <v:shadow on="t" color="#d8d8d8 [2732]" origin=".5,.5" offset="-1.24725mm,-1.24725mm"/>
+                <v:textbox>
+                  <w:txbxContent>
+                    <w:p>
+                      <w:pPr>
+                        <w:tabs>
+                          <w:tab w:val="left" w:pos="8760"/>
+                        </w:tabs>
+                        <w:rPr>
+                          <w:rFonts w:ascii="Cambria Math" w:hAnsi="Cambria Math"/>
+                          <w:b/>
+                          <w:bCs/>
+                          <w:u w:val="single"/>
+                        </w:rPr>
+                      </w:pPr>
+                      <w:r>
+                        <w:rPr>
+                          <w:rFonts w:ascii="Cambria Math" w:hAnsi="Cambria Math"/>
+                          <w:b/>
+                          <w:bCs/>
+                          <w:u w:val="single"/>
+                        </w:rPr>
+                        <w:t>Propriété :</w:t>
+                      </w:r>
+                    </w:p>
+                    <w:p>
+                      <w:pPr>
+                        <w:spacing w:after="0" w:line="240" w:lineRule="auto"/>
+                        <w:rPr>
+                          <w:rFonts w:ascii="Cambria Math" w:eastAsia="Times New Roman" w:hAnsi="Cambria Math" w:cs="Times New Roman"/>
+                          <w:lang w:eastAsia="fr-FR"/>
+                        </w:rPr>
+                      </w:pPr>
+                      <w:r>
+                        <w:rPr>
+                          <w:rFonts w:ascii="Cambria Math" w:eastAsia="Times New Roman" w:hAnsi="Cambria Math" w:cs="Times New Roman"/>
+                          <w:lang w:eastAsia="fr-FR"/>
+                        </w:rPr>
+                        <w:t xml:space="preserve">Pour </w:t>
+                      </w:r>
+                      <w:r>
+                        <w:rPr>
+                          <w:rFonts w:ascii="Cambria Math" w:eastAsia="Times New Roman" w:hAnsi="Cambria Math" w:cs="Times New Roman"/>
+                          <w:b/>
+                          <w:bCs/>
+                          <w:lang w:eastAsia="fr-FR"/>
+                        </w:rPr>
+                        <w:t>comparer</w:t>
+                      </w:r>
+                      <w:r>
+                        <w:rPr>
+                          <w:rFonts w:ascii="Cambria Math" w:eastAsia="Times New Roman" w:hAnsi="Cambria Math" w:cs="Times New Roman"/>
+                          <w:lang w:eastAsia="fr-FR"/>
+                        </w:rPr>
+                        <w:t xml:space="preserve"> deux fractions, il y a deux possibilités :</w:t>
+                      </w:r>
+                    </w:p>
+                    <w:p>
+                      <w:pPr>
+                        <w:numPr>
+                          <w:ilvl w:val="0"/>
+                          <w:numId w:val="12"/>
+                        </w:numPr>
+                        <w:tabs>
+                          <w:tab w:val="left" w:pos="9498"/>
+                        </w:tabs>
+                        <w:spacing w:before="100" w:beforeAutospacing="1" w:after="100" w:afterAutospacing="1" w:line="480" w:lineRule="auto"/>
+                        <w:rPr>
+                          <w:rFonts w:ascii="Cambria Math" w:eastAsia="Times New Roman" w:hAnsi="Cambria Math" w:cs="Times New Roman"/>
+                          <w:u w:val="dash"/>
+                          <w:lang w:eastAsia="fr-FR"/>
+                        </w:rPr>
+                      </w:pPr>
+                      <w:r>
+                        <w:rPr>
+                          <w:rFonts w:ascii="Cambria Math" w:eastAsia="Times New Roman" w:hAnsi="Cambria Math" w:cs="Times New Roman"/>
+                          <w:u w:val="dash"/>
+                          <w:lang w:eastAsia="fr-FR"/>
+                        </w:rPr>
+                        <w:tab/>
+                      </w:r>
+                      <w:r>
+                        <w:rPr>
+                          <w:rFonts w:ascii="Cambria Math" w:eastAsia="Times New Roman" w:hAnsi="Cambria Math" w:cs="Times New Roman"/>
+                          <w:u w:val="dash"/>
+                          <w:lang w:eastAsia="fr-FR"/>
+                        </w:rPr>
+                        <w:tab/>
+                      </w:r>
+                    </w:p>
+                    <w:p>
+                      <w:pPr>
+                        <w:numPr>
+                          <w:ilvl w:val="0"/>
+                          <w:numId w:val="12"/>
+                        </w:numPr>
+                        <w:tabs>
+                          <w:tab w:val="left" w:pos="9498"/>
+                        </w:tabs>
+                        <w:spacing w:before="100" w:beforeAutospacing="1" w:after="100" w:afterAutospacing="1" w:line="480" w:lineRule="auto"/>
+                        <w:rPr>
+                          <w:rFonts w:ascii="Cambria Math" w:eastAsia="Times New Roman" w:hAnsi="Cambria Math" w:cs="Times New Roman"/>
+                          <w:u w:val="dash"/>
+                          <w:lang w:eastAsia="fr-FR"/>
+                        </w:rPr>
+                      </w:pPr>
+                      <w:r>
+                        <w:rPr>
+                          <w:rFonts w:ascii="Cambria Math" w:eastAsia="Times New Roman" w:hAnsi="Cambria Math" w:cs="Times New Roman"/>
+                          <w:u w:val="dash"/>
+                          <w:lang w:eastAsia="fr-FR"/>
+                        </w:rPr>
+                        <w:tab/>
+                      </w:r>
+                      <w:r>
+                        <w:rPr>
+                          <w:rFonts w:ascii="Cambria Math" w:eastAsia="Times New Roman" w:hAnsi="Cambria Math" w:cs="Times New Roman"/>
+                          <w:u w:val="dash"/>
+                          <w:lang w:eastAsia="fr-FR"/>
+                        </w:rPr>
+                        <w:tab/>
+                      </w:r>
+                      <w:r>
+                        <w:rPr>
+                          <w:rFonts w:ascii="Cambria Math" w:eastAsia="Times New Roman" w:hAnsi="Cambria Math" w:cs="Times New Roman"/>
+                          <w:u w:val="dash"/>
+                          <w:lang w:eastAsia="fr-FR"/>
+                        </w:rPr>
+                        <w:tab/>
+                      </w:r>
+                    </w:p>
+                    <w:p>
+                      <w:pPr>
+                        <w:tabs>
+                          <w:tab w:val="left" w:pos="8760"/>
+                        </w:tabs>
+                        <w:rPr>
+                          <w:rFonts w:ascii="Cambria Math" w:hAnsi="Cambria Math"/>
+                          <w:i/>
+                          <w:color w:val="000000" w:themeColor="text1"/>
+                        </w:rPr>
+                      </w:pPr>
+                    </w:p>
+                  </w:txbxContent>
+                </v:textbox>
+                <w10:anchorlock/>
+              </v:shape>
+            </w:pict>
+          </mc:Fallback>
+        </mc:AlternateContent>
+      </w:r>
+    </w:p>
+    <w:p>
+      <w:pPr>
+        <w:spacing w:before="240"/>
+        <w:rPr>
+          <w:b/>
+          <w:bCs/>
+          <w:sz w:val="24"/>
+          <w:szCs w:val="24"/>
+        </w:rPr>
+      </w:pPr>
+      <w:r>
+        <w:rPr>
+          <w:b/>
+          <w:bCs/>
+          <w:sz w:val="24"/>
+          <w:szCs w:val="24"/>
+        </w:rPr>
+        <w:t>Exemple :</w:t>
+      </w:r>
+    </w:p>
+    <w:p>
+      <w:pPr>
+        <w:pStyle w:val="Paragraphedeliste"/>
+        <w:numPr>
+          <w:ilvl w:val="0"/>
+          <w:numId w:val="13"/>
+        </w:numPr>
+        <w:tabs>
+          <w:tab w:val="left" w:pos="9923"/>
+        </w:tabs>
+        <w:spacing w:after="0" w:line="240" w:lineRule="auto"/>
+        <w:rPr>
+          <w:rFonts w:eastAsia="Times New Roman" w:cs="Times New Roman"/>
+          <w:lang w:eastAsia="fr-FR"/>
+        </w:rPr>
+      </w:pPr>
+      <w:r>
+        <w:rPr>
+          <w:rFonts w:eastAsia="Times New Roman" w:cs="Times New Roman"/>
+          <w:lang w:eastAsia="fr-FR"/>
+        </w:rPr>
+        <w:t xml:space="preserve">Pour </w:t>
+      </w:r>
+      <m:oMath>
+        <m:f>
+          <m:fPr>
+            <m:ctrlPr>
+              <w:rPr>
+                <w:rFonts w:ascii="Cambria Math" w:eastAsia="Times New Roman" w:hAnsi="Cambria Math" w:cs="Times New Roman"/>
+                <w:i/>
+                <w:lang w:eastAsia="fr-FR"/>
+              </w:rPr>
+            </m:ctrlPr>
+          </m:fPr>
+          <m:num>
+            <m:r>
+              <w:rPr>
+                <w:rFonts w:ascii="Cambria Math" w:eastAsia="Times New Roman" w:hAnsi="Cambria Math" w:cs="Times New Roman"/>
+                <w:lang w:eastAsia="fr-FR"/>
+              </w:rPr>
+              <m:t>7</m:t>
+            </m:r>
+          </m:num>
+          <m:den>
+            <m:r>
+              <w:rPr>
+                <w:rFonts w:ascii="Cambria Math" w:eastAsia="Times New Roman" w:hAnsi="Cambria Math" w:cs="Times New Roman"/>
+                <w:lang w:eastAsia="fr-FR"/>
+              </w:rPr>
+              <m:t>10</m:t>
+            </m:r>
+          </m:den>
+        </m:f>
+      </m:oMath>
+      <w:r>
+        <w:rPr>
+          <w:rFonts w:eastAsia="Times New Roman" w:cs="Times New Roman"/>
+          <w:lang w:eastAsia="fr-FR"/>
+        </w:rPr>
+        <w:t xml:space="preserve"> et </w:t>
+      </w:r>
+      <m:oMath>
+        <m:f>
+          <m:fPr>
+            <m:ctrlPr>
+              <w:rPr>
+                <w:rFonts w:ascii="Cambria Math" w:eastAsia="Times New Roman" w:hAnsi="Cambria Math" w:cs="Times New Roman"/>
+                <w:i/>
+                <w:lang w:eastAsia="fr-FR"/>
+              </w:rPr>
+            </m:ctrlPr>
+          </m:fPr>
+          <m:num>
+            <m:r>
+              <w:rPr>
+                <w:rFonts w:ascii="Cambria Math" w:eastAsia="Times New Roman" w:hAnsi="Cambria Math" w:cs="Times New Roman"/>
+                <w:lang w:eastAsia="fr-FR"/>
+              </w:rPr>
+              <m:t>3</m:t>
+            </m:r>
+          </m:num>
+          <m:den>
+            <m:r>
+              <w:rPr>
+                <w:rFonts w:ascii="Cambria Math" w:eastAsia="Times New Roman" w:hAnsi="Cambria Math" w:cs="Times New Roman"/>
+                <w:lang w:eastAsia="fr-FR"/>
+              </w:rPr>
+              <m:t>10</m:t>
+            </m:r>
+          </m:den>
+        </m:f>
+      </m:oMath>
+      <w:r>
+        <w:rPr>
+          <w:rFonts w:eastAsia="Times New Roman" w:cs="Times New Roman"/>
+          <w:lang w:eastAsia="fr-FR"/>
+        </w:rPr>
+        <w:t xml:space="preserve">, les dénominateurs sont identiques, </w:t>
+      </w:r>
+      <w:r>
+        <w:rPr>
+          <w:rFonts w:eastAsia="Times New Roman" w:cs="Times New Roman"/>
+          <w:u w:val="dash"/>
+          <w:lang w:eastAsia="fr-FR"/>
+        </w:rPr>
+        <w:tab/>
+      </w:r>
+    </w:p>
+    <w:p>
+      <w:pPr>
+        <w:pStyle w:val="Paragraphedeliste"/>
+        <w:numPr>
+          <w:ilvl w:val="0"/>
+          <w:numId w:val="13"/>
+        </w:numPr>
+        <w:spacing w:after="0" w:line="240" w:lineRule="auto"/>
+        <w:rPr>
+          <w:rFonts w:eastAsia="Times New Roman" w:cs="Times New Roman"/>
+          <w:lang w:eastAsia="fr-FR"/>
+        </w:rPr>
+      </w:pPr>
+      <w:r>
+        <w:rPr>
+          <w:rFonts w:eastAsia="Times New Roman" w:cs="Times New Roman"/>
+          <w:lang w:eastAsia="fr-FR"/>
+        </w:rPr>
+        <w:t xml:space="preserve">Pour </w:t>
+      </w:r>
+      <m:oMath>
+        <m:f>
+          <m:fPr>
+            <m:ctrlPr>
+              <w:rPr>
+                <w:rFonts w:ascii="Cambria Math" w:eastAsia="Times New Roman" w:hAnsi="Cambria Math" w:cs="Times New Roman"/>
+                <w:i/>
+                <w:lang w:eastAsia="fr-FR"/>
+              </w:rPr>
+            </m:ctrlPr>
+          </m:fPr>
+          <m:num>
+            <m:r>
+              <w:rPr>
+                <w:rFonts w:ascii="Cambria Math" w:eastAsia="Times New Roman" w:hAnsi="Cambria Math" w:cs="Times New Roman"/>
+                <w:lang w:eastAsia="fr-FR"/>
+              </w:rPr>
+              <m:t>7</m:t>
+            </m:r>
+          </m:num>
+          <m:den>
+            <m:r>
+              <w:rPr>
+                <w:rFonts w:ascii="Cambria Math" w:eastAsia="Times New Roman" w:hAnsi="Cambria Math" w:cs="Times New Roman"/>
+                <w:lang w:eastAsia="fr-FR"/>
+              </w:rPr>
+              <m:t>10</m:t>
+            </m:r>
+          </m:den>
+        </m:f>
+      </m:oMath>
+      <w:r>
+        <w:rPr>
+          <w:rFonts w:eastAsia="Times New Roman" w:cs="Times New Roman"/>
+          <w:lang w:eastAsia="fr-FR"/>
+        </w:rPr>
+        <w:t xml:space="preserve"> </w:t>
+      </w:r>
+      <w:r>
+        <w:rPr>
+          <w:rFonts w:eastAsia="Times New Roman" w:cs="Times New Roman"/>
+          <w:lang w:eastAsia="fr-FR"/>
+        </w:rPr>
+        <w:t xml:space="preserve">et </w:t>
+      </w:r>
+      <m:oMath>
+        <m:f>
+          <m:fPr>
+            <m:ctrlPr>
+              <w:rPr>
+                <w:rFonts w:ascii="Cambria Math" w:eastAsia="Times New Roman" w:hAnsi="Cambria Math" w:cs="Times New Roman"/>
+                <w:i/>
+                <w:lang w:eastAsia="fr-FR"/>
+              </w:rPr>
+            </m:ctrlPr>
+          </m:fPr>
+          <m:num>
+            <m:r>
+              <w:rPr>
+                <w:rFonts w:ascii="Cambria Math" w:eastAsia="Times New Roman" w:hAnsi="Cambria Math" w:cs="Times New Roman"/>
+                <w:lang w:eastAsia="fr-FR"/>
+              </w:rPr>
+              <m:t>22</m:t>
+            </m:r>
+          </m:num>
+          <m:den>
+            <m:r>
+              <w:rPr>
+                <w:rFonts w:ascii="Cambria Math" w:eastAsia="Times New Roman" w:hAnsi="Cambria Math" w:cs="Times New Roman"/>
+                <w:lang w:eastAsia="fr-FR"/>
+              </w:rPr>
+              <m:t>30</m:t>
+            </m:r>
+          </m:den>
+        </m:f>
+      </m:oMath>
+      <w:r>
+        <w:rPr>
+          <w:rFonts w:eastAsia="Times New Roman" w:cs="Times New Roman"/>
+          <w:lang w:eastAsia="fr-FR"/>
+        </w:rPr>
+        <w:t>, les dénominateurs sont différents</w:t>
+      </w:r>
+      <w:r>
+        <w:rPr>
+          <w:rFonts w:eastAsia="Times New Roman" w:cs="Times New Roman"/>
+          <w:lang w:eastAsia="fr-FR"/>
+        </w:rPr>
+        <w:t>.</w:t>
+      </w:r>
+    </w:p>
+    <w:p>
+      <w:pPr>
+        <w:pStyle w:val="Paragraphedeliste"/>
+        <w:tabs>
+          <w:tab w:val="left" w:pos="9923"/>
+        </w:tabs>
+        <w:spacing w:after="0" w:line="480" w:lineRule="auto"/>
+        <w:rPr>
+          <w:rFonts w:eastAsia="Times New Roman" w:cs="Times New Roman"/>
+          <w:lang w:eastAsia="fr-FR"/>
+        </w:rPr>
+      </w:pPr>
+      <w:r>
+        <w:rPr>
+          <w:rFonts w:eastAsia="Times New Roman" w:cs="Times New Roman"/>
+          <w:lang w:eastAsia="fr-FR"/>
+        </w:rPr>
+        <w:t>O</w:t>
+      </w:r>
+      <w:r>
+        <w:rPr>
+          <w:rFonts w:eastAsia="Times New Roman" w:cs="Times New Roman"/>
+          <w:lang w:eastAsia="fr-FR"/>
+        </w:rPr>
+        <w:t xml:space="preserve">n les met au même dénominateur : </w:t>
+      </w:r>
+      <w:r>
+        <w:rPr>
+          <w:rFonts w:eastAsia="Times New Roman" w:cs="Times New Roman"/>
+          <w:u w:val="dash"/>
+          <w:lang w:eastAsia="fr-FR"/>
+        </w:rPr>
+        <w:tab/>
+      </w:r>
+      <w:r>
+        <w:rPr>
+          <w:rFonts w:eastAsia="Times New Roman" w:cs="Times New Roman"/>
+          <w:u w:val="dash"/>
+          <w:lang w:eastAsia="fr-FR"/>
+        </w:rPr>
+        <w:tab/>
+      </w:r>
+      <w:r>
+        <w:rPr>
+          <w:rFonts w:eastAsia="Times New Roman" w:cs="Times New Roman"/>
+          <w:u w:val="dash"/>
+          <w:lang w:eastAsia="fr-FR"/>
+        </w:rPr>
+        <w:tab/>
+      </w:r>
+    </w:p>
+    <w:p>
+      <w:pPr>
+        <w:tabs>
+          <w:tab w:val="left" w:pos="9072"/>
+        </w:tabs>
+        <w:spacing w:before="240" w:line="240" w:lineRule="auto"/>
+        <w:rPr>
+          <w:rStyle w:val="Accentuationlgre"/>
+          <w:sz w:val="24"/>
+          <w:szCs w:val="24"/>
+        </w:rPr>
+      </w:pPr>
+      <w:r>
+        <w:rPr>
+          <w:rStyle w:val="Accentuationlgre"/>
+          <w:sz w:val="24"/>
+          <w:szCs w:val="24"/>
+        </w:rPr>
+        <w:t>Remarques :</w:t>
+      </w:r>
+    </w:p>
+    <w:p>
+      <w:pPr>
+        <w:pStyle w:val="Paragraphedeliste"/>
+        <w:numPr>
+          <w:ilvl w:val="0"/>
+          <w:numId w:val="15"/>
+        </w:numPr>
+        <w:tabs>
+          <w:tab w:val="left" w:pos="9923"/>
+        </w:tabs>
+        <w:spacing w:line="480" w:lineRule="auto"/>
+        <w:rPr>
+          <w:u w:val="dash"/>
+        </w:rPr>
+      </w:pPr>
+      <w:r>
+        <w:rPr>
+          <w:u w:val="dash"/>
+        </w:rPr>
+        <w:tab/>
+      </w:r>
+      <w:r>
+        <w:rPr>
+          <w:u w:val="dash"/>
+        </w:rPr>
+        <w:tab/>
+      </w:r>
+    </w:p>
+    <w:p>
+      <w:pPr>
+        <w:pStyle w:val="Paragraphedeliste"/>
+        <w:numPr>
+          <w:ilvl w:val="0"/>
+          <w:numId w:val="15"/>
+        </w:numPr>
+        <w:tabs>
+          <w:tab w:val="left" w:pos="9923"/>
+        </w:tabs>
+        <w:spacing w:line="480" w:lineRule="auto"/>
+        <w:rPr>
+          <w:u w:val="dash"/>
+        </w:rPr>
+      </w:pPr>
+      <w:r>
+        <w:rPr>
+          <w:u w:val="dash"/>
+        </w:rPr>
+        <w:tab/>
+      </w:r>
+      <w:r>
+        <w:rPr>
+          <w:u w:val="dash"/>
+        </w:rPr>
+        <w:tab/>
+      </w:r>
     </w:p>
     <w:sectPr>
       <w:headerReference w:type="first" r:id="rId25"/>
@@ -1321,7 +2062,7 @@
         </mc:Choice>
         <mc:Fallback>
           <w:pict>
-            <v:rect w14:anchorId="52A2AE83" id="_x0000_s1028" style="position:absolute;margin-left:-20.3pt;margin-top:0;width:40.9pt;height:171.9pt;z-index:251663360;visibility:visible;mso-wrap-style:square;mso-width-percent:0;mso-height-percent:0;mso-wrap-distance-left:9pt;mso-wrap-distance-top:0;mso-wrap-distance-right:9pt;mso-wrap-distance-bottom:0;mso-position-horizontal:absolute;mso-position-horizontal-relative:right-margin-area;mso-position-vertical:bottom;mso-position-vertical-relative:margin;mso-width-percent:0;mso-height-percent:0;mso-width-relative:page;mso-height-relative:page;v-text-anchor:middle" o:gfxdata="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" o:allowincell="f" filled="f" stroked="f">
+            <v:rect w14:anchorId="52A2AE83" id="_x0000_s1029" style="position:absolute;margin-left:-20.3pt;margin-top:0;width:40.9pt;height:171.9pt;z-index:251663360;visibility:visible;mso-wrap-style:square;mso-width-percent:0;mso-height-percent:0;mso-wrap-distance-left:9pt;mso-wrap-distance-top:0;mso-wrap-distance-right:9pt;mso-wrap-distance-bottom:0;mso-position-horizontal:absolute;mso-position-horizontal-relative:right-margin-area;mso-position-vertical:bottom;mso-position-vertical-relative:margin;mso-width-percent:0;mso-height-percent:0;mso-width-relative:page;mso-height-relative:page;v-text-anchor:middle" o:gfxdata="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" o:allowincell="f" filled="f" stroked="f">
               <v:textbox style="layout-flow:vertical;mso-layout-flow-alt:bottom-to-top;mso-fit-shape-to-text:t">
                 <w:txbxContent>
                   <w:p>
@@ -1555,7 +2296,7 @@
             </mc:Choice>
             <mc:Fallback>
               <w:pict>
-                <v:rect w14:anchorId="33441EB5" id="Rectangle 3" o:spid="_x0000_s1027" style="position:absolute;margin-left:0;margin-top:0;width:40.9pt;height:171.9pt;z-index:251659264;visibility:visible;mso-wrap-style:square;mso-width-percent:0;mso-height-percent:0;mso-wrap-distance-left:9pt;mso-wrap-distance-top:0;mso-wrap-distance-right:9pt;mso-wrap-distance-bottom:0;mso-position-horizontal:center;mso-position-horizontal-relative:right-margin-area;mso-position-vertical:bottom;mso-position-vertical-relative:margin;mso-width-percent:0;mso-height-percent:0;mso-width-relative:page;mso-height-relative:page;v-text-anchor:middle" o:gfxdata="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" o:allowincell="f" filled="f" stroked="f">
+                <v:rect w14:anchorId="33441EB5" id="Rectangle 3" o:spid="_x0000_s1028" style="position:absolute;margin-left:0;margin-top:0;width:40.9pt;height:171.9pt;z-index:251659264;visibility:visible;mso-wrap-style:square;mso-width-percent:0;mso-height-percent:0;mso-wrap-distance-left:9pt;mso-wrap-distance-top:0;mso-wrap-distance-right:9pt;mso-wrap-distance-bottom:0;mso-position-horizontal:center;mso-position-horizontal-relative:right-margin-area;mso-position-vertical:bottom;mso-position-vertical-relative:margin;mso-width-percent:0;mso-height-percent:0;mso-width-relative:page;mso-height-relative:page;v-text-anchor:middle" o:gfxdata="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" o:allowincell="f" filled="f" stroked="f">
                   <v:textbox style="layout-flow:vertical;mso-layout-flow-alt:bottom-to-top;mso-fit-shape-to-text:t">
                     <w:txbxContent>
                       <w:p>
@@ -1947,7 +2688,7 @@
             </mc:Choice>
             <mc:Fallback>
               <w:pict>
-                <v:rect w14:anchorId="7A9327F2" id="_x0000_s1029" style="position:absolute;margin-left:0;margin-top:0;width:40.9pt;height:171.9pt;z-index:251661312;visibility:visible;mso-wrap-style:square;mso-width-percent:0;mso-height-percent:0;mso-wrap-distance-left:9pt;mso-wrap-distance-top:0;mso-wrap-distance-right:9pt;mso-wrap-distance-bottom:0;mso-position-horizontal:center;mso-position-horizontal-relative:right-margin-area;mso-position-vertical:bottom;mso-position-vertical-relative:margin;mso-width-percent:0;mso-height-percent:0;mso-width-relative:page;mso-height-relative:page;v-text-anchor:middle" o:gfxdata="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" o:allowincell="f" filled="f" stroked="f">
+                <v:rect w14:anchorId="7A9327F2" id="_x0000_s1030" style="position:absolute;margin-left:0;margin-top:0;width:40.9pt;height:171.9pt;z-index:251661312;visibility:visible;mso-wrap-style:square;mso-width-percent:0;mso-height-percent:0;mso-wrap-distance-left:9pt;mso-wrap-distance-top:0;mso-wrap-distance-right:9pt;mso-wrap-distance-bottom:0;mso-position-horizontal:center;mso-position-horizontal-relative:right-margin-area;mso-position-vertical:bottom;mso-position-vertical-relative:margin;mso-width-percent:0;mso-height-percent:0;mso-width-relative:page;mso-height-relative:page;v-text-anchor:middle" o:gfxdata="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" o:allowincell="f" filled="f" stroked="f">
                   <v:textbox style="layout-flow:vertical;mso-layout-flow-alt:bottom-to-top;mso-fit-shape-to-text:t">
                     <w:txbxContent>
                       <w:p>
@@ -2334,6 +3075,119 @@
     </w:lvl>
   </w:abstractNum>
   <w:abstractNum w:abstractNumId="3" w15:restartNumberingAfterBreak="0">
+    <w:nsid w:val="2E81591B"/>
+    <w:multiLevelType w:val="hybridMultilevel"/>
+    <w:tmpl w:val="4702A6DA"/>
+    <w:lvl w:ilvl="0" w:tplc="040C0001">
+      <w:start w:val="1"/>
+      <w:numFmt w:val="bullet"/>
+      <w:lvlText w:val=""/>
+      <w:lvlJc w:val="left"/>
+      <w:pPr>
+        <w:ind w:left="720" w:hanging="360"/>
+      </w:pPr>
+      <w:rPr>
+        <w:rFonts w:ascii="Symbol" w:hAnsi="Symbol" w:hint="default"/>
+      </w:rPr>
+    </w:lvl>
+    <w:lvl w:ilvl="1" w:tplc="040C0003" w:tentative="1">
+      <w:start w:val="1"/>
+      <w:numFmt w:val="bullet"/>
+      <w:lvlText w:val="o"/>
+      <w:lvlJc w:val="left"/>
+      <w:pPr>
+        <w:ind w:left="1440" w:hanging="360"/>
+      </w:pPr>
+      <w:rPr>
+        <w:rFonts w:ascii="Courier New" w:hAnsi="Courier New" w:cs="Courier New" w:hint="default"/>
+      </w:rPr>
+    </w:lvl>
+    <w:lvl w:ilvl="2" w:tplc="040C0005" w:tentative="1">
+      <w:start w:val="1"/>
+      <w:numFmt w:val="bullet"/>
+      <w:lvlText w:val=""/>
+      <w:lvlJc w:val="left"/>
+      <w:pPr>
+        <w:ind w:left="2160" w:hanging="360"/>
+      </w:pPr>
+      <w:rPr>
+        <w:rFonts w:ascii="Wingdings" w:hAnsi="Wingdings" w:hint="default"/>
+      </w:rPr>
+    </w:lvl>
+    <w:lvl w:ilvl="3" w:tplc="040C0001" w:tentative="1">
+      <w:start w:val="1"/>
+      <w:numFmt w:val="bullet"/>
+      <w:lvlText w:val=""/>
+      <w:lvlJc w:val="left"/>
+      <w:pPr>
+        <w:ind w:left="2880" w:hanging="360"/>
+      </w:pPr>
+      <w:rPr>
+        <w:rFonts w:ascii="Symbol" w:hAnsi="Symbol" w:hint="default"/>
+      </w:rPr>
+    </w:lvl>
+    <w:lvl w:ilvl="4" w:tplc="040C0003" w:tentative="1">
+      <w:start w:val="1"/>
+      <w:numFmt w:val="bullet"/>
+      <w:lvlText w:val="o"/>
+      <w:lvlJc w:val="left"/>
+      <w:pPr>
+        <w:ind w:left="3600" w:hanging="360"/>
+      </w:pPr>
+      <w:rPr>
+        <w:rFonts w:ascii="Courier New" w:hAnsi="Courier New" w:cs="Courier New" w:hint="default"/>
+      </w:rPr>
+    </w:lvl>
+    <w:lvl w:ilvl="5" w:tplc="040C0005" w:tentative="1">
+      <w:start w:val="1"/>
+      <w:numFmt w:val="bullet"/>
+      <w:lvlText w:val=""/>
+      <w:lvlJc w:val="left"/>
+      <w:pPr>
+        <w:ind w:left="4320" w:hanging="360"/>
+      </w:pPr>
+      <w:rPr>
+        <w:rFonts w:ascii="Wingdings" w:hAnsi="Wingdings" w:hint="default"/>
+      </w:rPr>
+    </w:lvl>
+    <w:lvl w:ilvl="6" w:tplc="040C0001" w:tentative="1">
+      <w:start w:val="1"/>
+      <w:numFmt w:val="bullet"/>
+      <w:lvlText w:val=""/>
+      <w:lvlJc w:val="left"/>
+      <w:pPr>
+        <w:ind w:left="5040" w:hanging="360"/>
+      </w:pPr>
+      <w:rPr>
+        <w:rFonts w:ascii="Symbol" w:hAnsi="Symbol" w:hint="default"/>
+      </w:rPr>
+    </w:lvl>
+    <w:lvl w:ilvl="7" w:tplc="040C0003" w:tentative="1">
+      <w:start w:val="1"/>
+      <w:numFmt w:val="bullet"/>
+      <w:lvlText w:val="o"/>
+      <w:lvlJc w:val="left"/>
+      <w:pPr>
+        <w:ind w:left="5760" w:hanging="360"/>
+      </w:pPr>
+      <w:rPr>
+        <w:rFonts w:ascii="Courier New" w:hAnsi="Courier New" w:cs="Courier New" w:hint="default"/>
+      </w:rPr>
+    </w:lvl>
+    <w:lvl w:ilvl="8" w:tplc="040C0005" w:tentative="1">
+      <w:start w:val="1"/>
+      <w:numFmt w:val="bullet"/>
+      <w:lvlText w:val=""/>
+      <w:lvlJc w:val="left"/>
+      <w:pPr>
+        <w:ind w:left="6480" w:hanging="360"/>
+      </w:pPr>
+      <w:rPr>
+        <w:rFonts w:ascii="Wingdings" w:hAnsi="Wingdings" w:hint="default"/>
+      </w:rPr>
+    </w:lvl>
+  </w:abstractNum>
+  <w:abstractNum w:abstractNumId="4" w15:restartNumberingAfterBreak="0">
     <w:nsid w:val="315307BA"/>
     <w:multiLevelType w:val="hybridMultilevel"/>
     <w:tmpl w:val="E4FC164A"/>
@@ -2445,7 +3299,7 @@
       </w:rPr>
     </w:lvl>
   </w:abstractNum>
-  <w:abstractNum w:abstractNumId="4" w15:restartNumberingAfterBreak="0">
+  <w:abstractNum w:abstractNumId="5" w15:restartNumberingAfterBreak="0">
     <w:nsid w:val="3566419A"/>
     <w:multiLevelType w:val="hybridMultilevel"/>
     <w:tmpl w:val="FA760E2C"/>
@@ -2559,7 +3413,7 @@
       </w:rPr>
     </w:lvl>
   </w:abstractNum>
-  <w:abstractNum w:abstractNumId="5" w15:restartNumberingAfterBreak="0">
+  <w:abstractNum w:abstractNumId="6" w15:restartNumberingAfterBreak="0">
     <w:nsid w:val="45FE6B5F"/>
     <w:multiLevelType w:val="hybridMultilevel"/>
     <w:tmpl w:val="5010F51E"/>
@@ -2648,7 +3502,120 @@
       </w:pPr>
     </w:lvl>
   </w:abstractNum>
-  <w:abstractNum w:abstractNumId="6" w15:restartNumberingAfterBreak="0">
+  <w:abstractNum w:abstractNumId="7" w15:restartNumberingAfterBreak="0">
+    <w:nsid w:val="4D6A1EC9"/>
+    <w:multiLevelType w:val="hybridMultilevel"/>
+    <w:tmpl w:val="0356583C"/>
+    <w:lvl w:ilvl="0" w:tplc="040C0001">
+      <w:start w:val="1"/>
+      <w:numFmt w:val="bullet"/>
+      <w:lvlText w:val=""/>
+      <w:lvlJc w:val="left"/>
+      <w:pPr>
+        <w:ind w:left="720" w:hanging="360"/>
+      </w:pPr>
+      <w:rPr>
+        <w:rFonts w:ascii="Symbol" w:hAnsi="Symbol" w:hint="default"/>
+      </w:rPr>
+    </w:lvl>
+    <w:lvl w:ilvl="1" w:tplc="040C0003" w:tentative="1">
+      <w:start w:val="1"/>
+      <w:numFmt w:val="bullet"/>
+      <w:lvlText w:val="o"/>
+      <w:lvlJc w:val="left"/>
+      <w:pPr>
+        <w:ind w:left="1440" w:hanging="360"/>
+      </w:pPr>
+      <w:rPr>
+        <w:rFonts w:ascii="Courier New" w:hAnsi="Courier New" w:cs="Courier New" w:hint="default"/>
+      </w:rPr>
+    </w:lvl>
+    <w:lvl w:ilvl="2" w:tplc="040C0005" w:tentative="1">
+      <w:start w:val="1"/>
+      <w:numFmt w:val="bullet"/>
+      <w:lvlText w:val=""/>
+      <w:lvlJc w:val="left"/>
+      <w:pPr>
+        <w:ind w:left="2160" w:hanging="360"/>
+      </w:pPr>
+      <w:rPr>
+        <w:rFonts w:ascii="Wingdings" w:hAnsi="Wingdings" w:hint="default"/>
+      </w:rPr>
+    </w:lvl>
+    <w:lvl w:ilvl="3" w:tplc="040C0001" w:tentative="1">
+      <w:start w:val="1"/>
+      <w:numFmt w:val="bullet"/>
+      <w:lvlText w:val=""/>
+      <w:lvlJc w:val="left"/>
+      <w:pPr>
+        <w:ind w:left="2880" w:hanging="360"/>
+      </w:pPr>
+      <w:rPr>
+        <w:rFonts w:ascii="Symbol" w:hAnsi="Symbol" w:hint="default"/>
+      </w:rPr>
+    </w:lvl>
+    <w:lvl w:ilvl="4" w:tplc="040C0003" w:tentative="1">
+      <w:start w:val="1"/>
+      <w:numFmt w:val="bullet"/>
+      <w:lvlText w:val="o"/>
+      <w:lvlJc w:val="left"/>
+      <w:pPr>
+        <w:ind w:left="3600" w:hanging="360"/>
+      </w:pPr>
+      <w:rPr>
+        <w:rFonts w:ascii="Courier New" w:hAnsi="Courier New" w:cs="Courier New" w:hint="default"/>
+      </w:rPr>
+    </w:lvl>
+    <w:lvl w:ilvl="5" w:tplc="040C0005" w:tentative="1">
+      <w:start w:val="1"/>
+      <w:numFmt w:val="bullet"/>
+      <w:lvlText w:val=""/>
+      <w:lvlJc w:val="left"/>
+      <w:pPr>
+        <w:ind w:left="4320" w:hanging="360"/>
+      </w:pPr>
+      <w:rPr>
+        <w:rFonts w:ascii="Wingdings" w:hAnsi="Wingdings" w:hint="default"/>
+      </w:rPr>
+    </w:lvl>
+    <w:lvl w:ilvl="6" w:tplc="040C0001" w:tentative="1">
+      <w:start w:val="1"/>
+      <w:numFmt w:val="bullet"/>
+      <w:lvlText w:val=""/>
+      <w:lvlJc w:val="left"/>
+      <w:pPr>
+        <w:ind w:left="5040" w:hanging="360"/>
+      </w:pPr>
+      <w:rPr>
+        <w:rFonts w:ascii="Symbol" w:hAnsi="Symbol" w:hint="default"/>
+      </w:rPr>
+    </w:lvl>
+    <w:lvl w:ilvl="7" w:tplc="040C0003" w:tentative="1">
+      <w:start w:val="1"/>
+      <w:numFmt w:val="bullet"/>
+      <w:lvlText w:val="o"/>
+      <w:lvlJc w:val="left"/>
+      <w:pPr>
+        <w:ind w:left="5760" w:hanging="360"/>
+      </w:pPr>
+      <w:rPr>
+        <w:rFonts w:ascii="Courier New" w:hAnsi="Courier New" w:cs="Courier New" w:hint="default"/>
+      </w:rPr>
+    </w:lvl>
+    <w:lvl w:ilvl="8" w:tplc="040C0005" w:tentative="1">
+      <w:start w:val="1"/>
+      <w:numFmt w:val="bullet"/>
+      <w:lvlText w:val=""/>
+      <w:lvlJc w:val="left"/>
+      <w:pPr>
+        <w:ind w:left="6480" w:hanging="360"/>
+      </w:pPr>
+      <w:rPr>
+        <w:rFonts w:ascii="Wingdings" w:hAnsi="Wingdings" w:hint="default"/>
+      </w:rPr>
+    </w:lvl>
+  </w:abstractNum>
+  <w:abstractNum w:abstractNumId="8" w15:restartNumberingAfterBreak="0">
     <w:nsid w:val="50E9500A"/>
     <w:multiLevelType w:val="hybridMultilevel"/>
     <w:tmpl w:val="DCD0998A"/>
@@ -2738,7 +3705,7 @@
       </w:pPr>
     </w:lvl>
   </w:abstractNum>
-  <w:abstractNum w:abstractNumId="7" w15:restartNumberingAfterBreak="0">
+  <w:abstractNum w:abstractNumId="9" w15:restartNumberingAfterBreak="0">
     <w:nsid w:val="5920710F"/>
     <w:multiLevelType w:val="hybridMultilevel"/>
     <w:tmpl w:val="95C679B8"/>
@@ -2827,7 +3794,269 @@
       </w:pPr>
     </w:lvl>
   </w:abstractNum>
-  <w:abstractNum w:abstractNumId="8" w15:restartNumberingAfterBreak="0">
+  <w:abstractNum w:abstractNumId="10" w15:restartNumberingAfterBreak="0">
+    <w:nsid w:val="5A287F6F"/>
+    <w:multiLevelType w:val="hybridMultilevel"/>
+    <w:tmpl w:val="11AC5DCC"/>
+    <w:lvl w:ilvl="0" w:tplc="040C0001">
+      <w:start w:val="1"/>
+      <w:numFmt w:val="bullet"/>
+      <w:lvlText w:val=""/>
+      <w:lvlJc w:val="left"/>
+      <w:pPr>
+        <w:ind w:left="720" w:hanging="360"/>
+      </w:pPr>
+      <w:rPr>
+        <w:rFonts w:ascii="Symbol" w:hAnsi="Symbol" w:hint="default"/>
+      </w:rPr>
+    </w:lvl>
+    <w:lvl w:ilvl="1" w:tplc="040C0003" w:tentative="1">
+      <w:start w:val="1"/>
+      <w:numFmt w:val="bullet"/>
+      <w:lvlText w:val="o"/>
+      <w:lvlJc w:val="left"/>
+      <w:pPr>
+        <w:ind w:left="1440" w:hanging="360"/>
+      </w:pPr>
+      <w:rPr>
+        <w:rFonts w:ascii="Courier New" w:hAnsi="Courier New" w:cs="Courier New" w:hint="default"/>
+      </w:rPr>
+    </w:lvl>
+    <w:lvl w:ilvl="2" w:tplc="040C0005" w:tentative="1">
+      <w:start w:val="1"/>
+      <w:numFmt w:val="bullet"/>
+      <w:lvlText w:val=""/>
+      <w:lvlJc w:val="left"/>
+      <w:pPr>
+        <w:ind w:left="2160" w:hanging="360"/>
+      </w:pPr>
+      <w:rPr>
+        <w:rFonts w:ascii="Wingdings" w:hAnsi="Wingdings" w:hint="default"/>
+      </w:rPr>
+    </w:lvl>
+    <w:lvl w:ilvl="3" w:tplc="040C0001" w:tentative="1">
+      <w:start w:val="1"/>
+      <w:numFmt w:val="bullet"/>
+      <w:lvlText w:val=""/>
+      <w:lvlJc w:val="left"/>
+      <w:pPr>
+        <w:ind w:left="2880" w:hanging="360"/>
+      </w:pPr>
+      <w:rPr>
+        <w:rFonts w:ascii="Symbol" w:hAnsi="Symbol" w:hint="default"/>
+      </w:rPr>
+    </w:lvl>
+    <w:lvl w:ilvl="4" w:tplc="040C0003" w:tentative="1">
+      <w:start w:val="1"/>
+      <w:numFmt w:val="bullet"/>
+      <w:lvlText w:val="o"/>
+      <w:lvlJc w:val="left"/>
+      <w:pPr>
+        <w:ind w:left="3600" w:hanging="360"/>
+      </w:pPr>
+      <w:rPr>
+        <w:rFonts w:ascii="Courier New" w:hAnsi="Courier New" w:cs="Courier New" w:hint="default"/>
+      </w:rPr>
+    </w:lvl>
+    <w:lvl w:ilvl="5" w:tplc="040C0005" w:tentative="1">
+      <w:start w:val="1"/>
+      <w:numFmt w:val="bullet"/>
+      <w:lvlText w:val=""/>
+      <w:lvlJc w:val="left"/>
+      <w:pPr>
+        <w:ind w:left="4320" w:hanging="360"/>
+      </w:pPr>
+      <w:rPr>
+        <w:rFonts w:ascii="Wingdings" w:hAnsi="Wingdings" w:hint="default"/>
+      </w:rPr>
+    </w:lvl>
+    <w:lvl w:ilvl="6" w:tplc="040C0001" w:tentative="1">
+      <w:start w:val="1"/>
+      <w:numFmt w:val="bullet"/>
+      <w:lvlText w:val=""/>
+      <w:lvlJc w:val="left"/>
+      <w:pPr>
+        <w:ind w:left="5040" w:hanging="360"/>
+      </w:pPr>
+      <w:rPr>
+        <w:rFonts w:ascii="Symbol" w:hAnsi="Symbol" w:hint="default"/>
+      </w:rPr>
+    </w:lvl>
+    <w:lvl w:ilvl="7" w:tplc="040C0003" w:tentative="1">
+      <w:start w:val="1"/>
+      <w:numFmt w:val="bullet"/>
+      <w:lvlText w:val="o"/>
+      <w:lvlJc w:val="left"/>
+      <w:pPr>
+        <w:ind w:left="5760" w:hanging="360"/>
+      </w:pPr>
+      <w:rPr>
+        <w:rFonts w:ascii="Courier New" w:hAnsi="Courier New" w:cs="Courier New" w:hint="default"/>
+      </w:rPr>
+    </w:lvl>
+    <w:lvl w:ilvl="8" w:tplc="040C0005" w:tentative="1">
+      <w:start w:val="1"/>
+      <w:numFmt w:val="bullet"/>
+      <w:lvlText w:val=""/>
+      <w:lvlJc w:val="left"/>
+      <w:pPr>
+        <w:ind w:left="6480" w:hanging="360"/>
+      </w:pPr>
+      <w:rPr>
+        <w:rFonts w:ascii="Wingdings" w:hAnsi="Wingdings" w:hint="default"/>
+      </w:rPr>
+    </w:lvl>
+  </w:abstractNum>
+  <w:abstractNum w:abstractNumId="11" w15:restartNumberingAfterBreak="0">
+    <w:nsid w:val="74117E57"/>
+    <w:multiLevelType w:val="multilevel"/>
+    <w:tmpl w:val="45E85C74"/>
+    <w:lvl w:ilvl="0">
+      <w:start w:val="1"/>
+      <w:numFmt w:val="bullet"/>
+      <w:lvlText w:val=""/>
+      <w:lvlJc w:val="left"/>
+      <w:pPr>
+        <w:tabs>
+          <w:tab w:val="num" w:pos="720"/>
+        </w:tabs>
+        <w:ind w:left="720" w:hanging="360"/>
+      </w:pPr>
+      <w:rPr>
+        <w:rFonts w:ascii="Symbol" w:hAnsi="Symbol" w:hint="default"/>
+        <w:sz w:val="20"/>
+      </w:rPr>
+    </w:lvl>
+    <w:lvl w:ilvl="1" w:tentative="1">
+      <w:start w:val="1"/>
+      <w:numFmt w:val="bullet"/>
+      <w:lvlText w:val="o"/>
+      <w:lvlJc w:val="left"/>
+      <w:pPr>
+        <w:tabs>
+          <w:tab w:val="num" w:pos="1440"/>
+        </w:tabs>
+        <w:ind w:left="1440" w:hanging="360"/>
+      </w:pPr>
+      <w:rPr>
+        <w:rFonts w:ascii="Courier New" w:hAnsi="Courier New" w:hint="default"/>
+        <w:sz w:val="20"/>
+      </w:rPr>
+    </w:lvl>
+    <w:lvl w:ilvl="2" w:tentative="1">
+      <w:start w:val="1"/>
+      <w:numFmt w:val="bullet"/>
+      <w:lvlText w:val=""/>
+      <w:lvlJc w:val="left"/>
+      <w:pPr>
+        <w:tabs>
+          <w:tab w:val="num" w:pos="2160"/>
+        </w:tabs>
+        <w:ind w:left="2160" w:hanging="360"/>
+      </w:pPr>
+      <w:rPr>
+        <w:rFonts w:ascii="Wingdings" w:hAnsi="Wingdings" w:hint="default"/>
+        <w:sz w:val="20"/>
+      </w:rPr>
+    </w:lvl>
+    <w:lvl w:ilvl="3" w:tentative="1">
+      <w:start w:val="1"/>
+      <w:numFmt w:val="bullet"/>
+      <w:lvlText w:val=""/>
+      <w:lvlJc w:val="left"/>
+      <w:pPr>
+        <w:tabs>
+          <w:tab w:val="num" w:pos="2880"/>
+        </w:tabs>
+        <w:ind w:left="2880" w:hanging="360"/>
+      </w:pPr>
+      <w:rPr>
+        <w:rFonts w:ascii="Wingdings" w:hAnsi="Wingdings" w:hint="default"/>
+        <w:sz w:val="20"/>
+      </w:rPr>
+    </w:lvl>
+    <w:lvl w:ilvl="4" w:tentative="1">
+      <w:start w:val="1"/>
+      <w:numFmt w:val="bullet"/>
+      <w:lvlText w:val=""/>
+      <w:lvlJc w:val="left"/>
+      <w:pPr>
+        <w:tabs>
+          <w:tab w:val="num" w:pos="3600"/>
+        </w:tabs>
+        <w:ind w:left="3600" w:hanging="360"/>
+      </w:pPr>
+      <w:rPr>
+        <w:rFonts w:ascii="Wingdings" w:hAnsi="Wingdings" w:hint="default"/>
+        <w:sz w:val="20"/>
+      </w:rPr>
+    </w:lvl>
+    <w:lvl w:ilvl="5" w:tentative="1">
+      <w:start w:val="1"/>
+      <w:numFmt w:val="bullet"/>
+      <w:lvlText w:val=""/>
+      <w:lvlJc w:val="left"/>
+      <w:pPr>
+        <w:tabs>
+          <w:tab w:val="num" w:pos="4320"/>
+        </w:tabs>
+        <w:ind w:left="4320" w:hanging="360"/>
+      </w:pPr>
+      <w:rPr>
+        <w:rFonts w:ascii="Wingdings" w:hAnsi="Wingdings" w:hint="default"/>
+        <w:sz w:val="20"/>
+      </w:rPr>
+    </w:lvl>
+    <w:lvl w:ilvl="6" w:tentative="1">
+      <w:start w:val="1"/>
+      <w:numFmt w:val="bullet"/>
+      <w:lvlText w:val=""/>
+      <w:lvlJc w:val="left"/>
+      <w:pPr>
+        <w:tabs>
+          <w:tab w:val="num" w:pos="5040"/>
+        </w:tabs>
+        <w:ind w:left="5040" w:hanging="360"/>
+      </w:pPr>
+      <w:rPr>
+        <w:rFonts w:ascii="Wingdings" w:hAnsi="Wingdings" w:hint="default"/>
+        <w:sz w:val="20"/>
+      </w:rPr>
+    </w:lvl>
+    <w:lvl w:ilvl="7" w:tentative="1">
+      <w:start w:val="1"/>
+      <w:numFmt w:val="bullet"/>
+      <w:lvlText w:val=""/>
+      <w:lvlJc w:val="left"/>
+      <w:pPr>
+        <w:tabs>
+          <w:tab w:val="num" w:pos="5760"/>
+        </w:tabs>
+        <w:ind w:left="5760" w:hanging="360"/>
+      </w:pPr>
+      <w:rPr>
+        <w:rFonts w:ascii="Wingdings" w:hAnsi="Wingdings" w:hint="default"/>
+        <w:sz w:val="20"/>
+      </w:rPr>
+    </w:lvl>
+    <w:lvl w:ilvl="8" w:tentative="1">
+      <w:start w:val="1"/>
+      <w:numFmt w:val="bullet"/>
+      <w:lvlText w:val=""/>
+      <w:lvlJc w:val="left"/>
+      <w:pPr>
+        <w:tabs>
+          <w:tab w:val="num" w:pos="6480"/>
+        </w:tabs>
+        <w:ind w:left="6480" w:hanging="360"/>
+      </w:pPr>
+      <w:rPr>
+        <w:rFonts w:ascii="Wingdings" w:hAnsi="Wingdings" w:hint="default"/>
+        <w:sz w:val="20"/>
+      </w:rPr>
+    </w:lvl>
+  </w:abstractNum>
+  <w:abstractNum w:abstractNumId="12" w15:restartNumberingAfterBreak="0">
     <w:nsid w:val="76487A28"/>
     <w:multiLevelType w:val="hybridMultilevel"/>
     <w:tmpl w:val="66CABEEC"/>
@@ -2922,7 +4151,7 @@
       </w:pPr>
     </w:lvl>
   </w:abstractNum>
-  <w:abstractNum w:abstractNumId="9" w15:restartNumberingAfterBreak="0">
+  <w:abstractNum w:abstractNumId="13" w15:restartNumberingAfterBreak="0">
     <w:nsid w:val="79C25005"/>
     <w:multiLevelType w:val="multilevel"/>
     <w:tmpl w:val="25D0F8AC"/>
@@ -3072,28 +4301,28 @@
     </w:lvl>
   </w:abstractNum>
   <w:num w:numId="1" w16cid:durableId="704408695">
-    <w:abstractNumId w:val="6"/>
+    <w:abstractNumId w:val="8"/>
   </w:num>
   <w:num w:numId="2" w16cid:durableId="1677875706">
-    <w:abstractNumId w:val="6"/>
+    <w:abstractNumId w:val="8"/>
     <w:lvlOverride w:ilvl="0">
       <w:startOverride w:val="1"/>
     </w:lvlOverride>
   </w:num>
   <w:num w:numId="3" w16cid:durableId="2086997117">
-    <w:abstractNumId w:val="5"/>
+    <w:abstractNumId w:val="6"/>
   </w:num>
   <w:num w:numId="4" w16cid:durableId="340356276">
-    <w:abstractNumId w:val="7"/>
+    <w:abstractNumId w:val="9"/>
   </w:num>
   <w:num w:numId="5" w16cid:durableId="1285964412">
-    <w:abstractNumId w:val="4"/>
+    <w:abstractNumId w:val="5"/>
   </w:num>
   <w:num w:numId="6" w16cid:durableId="1058822705">
     <w:abstractNumId w:val="0"/>
   </w:num>
   <w:num w:numId="7" w16cid:durableId="2022582068">
-    <w:abstractNumId w:val="8"/>
+    <w:abstractNumId w:val="12"/>
   </w:num>
   <w:num w:numId="8" w16cid:durableId="2012446466">
     <w:abstractNumId w:val="2"/>
@@ -3102,10 +4331,22 @@
     <w:abstractNumId w:val="1"/>
   </w:num>
   <w:num w:numId="10" w16cid:durableId="239951256">
-    <w:abstractNumId w:val="9"/>
+    <w:abstractNumId w:val="13"/>
   </w:num>
   <w:num w:numId="11" w16cid:durableId="716974196">
+    <w:abstractNumId w:val="4"/>
+  </w:num>
+  <w:num w:numId="12" w16cid:durableId="836727340">
+    <w:abstractNumId w:val="11"/>
+  </w:num>
+  <w:num w:numId="13" w16cid:durableId="218831938">
+    <w:abstractNumId w:val="7"/>
+  </w:num>
+  <w:num w:numId="14" w16cid:durableId="674266962">
     <w:abstractNumId w:val="3"/>
+  </w:num>
+  <w:num w:numId="15" w16cid:durableId="922377010">
+    <w:abstractNumId w:val="10"/>
   </w:num>
   <w:numIdMacAtCleanup w:val="5"/>
 </w:numbering>
